--- a/backend/data/corpus/DOC-20250817-205.docx
+++ b/backend/data/corpus/DOC-20250817-205.docx
@@ -46,7 +46,7 @@
         <w:rPr>
           <w:sz w:val="21"/>
         </w:rPr>
-        <w:t>A brief meeting in the shared office, first one this quarter.</w:t>
+        <w:t>A twenty-minute meeting between clinic blocks, first one this quarter.</w:t>
       </w:r>
     </w:p>
     <w:p>
@@ -61,7 +61,7 @@
         <w:rPr>
           <w:sz w:val="21"/>
         </w:rPr>
-        <w:t>Monitoring intervals during titration are set by clinic routine here rather than by protocol.</w:t>
+        <w:t>Asked whether I had seen a session summary from a colleague; I had not, and offered nothing in return.</w:t>
       </w:r>
     </w:p>
     <w:p>
@@ -76,22 +76,7 @@
         <w:rPr>
           <w:sz w:val="21"/>
         </w:rPr>
-        <w:t>The practice lost the clinic pharmacist and has not backfilled, so the referral queue keeps slipping.</w:t>
-      </w:r>
-    </w:p>
-    <w:p>
-      <w:r>
-        <w:rPr>
-          <w:sz w:val="21"/>
-        </w:rPr>
-      </w:r>
-    </w:p>
-    <w:p>
-      <w:r>
-        <w:rPr>
-          <w:sz w:val="21"/>
-        </w:rPr>
-        <w:t>No product discussion. Safety items asked about and confirmed none.</w:t>
+        <w:t>Titration habits came up in general terms; no specifics were discussed and none were offered.</w:t>
       </w:r>
     </w:p>
     <w:p>
@@ -121,7 +106,7 @@
         <w:rPr>
           <w:sz w:val="21"/>
         </w:rPr>
-        <w:t>Mentioned a case series someone forwarded but did not raise any specific finding.</w:t>
+        <w:t>Most of the discussion was about the prior-authorization workflow, which went live without much warning.</w:t>
       </w:r>
     </w:p>
     <w:sectPr>
